--- a/Вето № 81 — личные обращения/05. Ходатайство о применении мер предварительной защиты.docx
+++ b/Вето № 81 — личные обращения/05. Ходатайство о применении мер предварительной защиты.docx
@@ -84,7 +84,7 @@
           <w:i w:val="0"/>
           <w:sz w:val="24"/>
         </w:rPr>
-        <w:t>Во-первых, оспариваемый акт блокирует вступление в силу закона, принятого Сенатом штата Сан-Андреас (ACT. 244, пункт «м» части 1 статьи 18 Процессуального кодекса). Пока указ действует, правовое регулирование, установленное законодателем, не применяется, а сотрудники отдела IAD ведомств LSPD и LSCSD лишены статуса субъекта задержания, предусмотренного принятым законом.</w:t>
+        <w:t>Во-первых, оспариваемый акт (опубликован 30.10.2026 в 23:42) блокирует вступление в силу закона, принятого Сенатом штата Сан-Андреас (ACT. 244, пункт «м» части 1 статьи 18 Процессуального кодекса). Пока указ действует, правовое регулирование, установленное законодателем, не применяется, а сотрудники отдела IAD ведомств LSPD и LSCSD лишены статуса субъекта задержания, предусмотренного принятым законом.</w:t>
       </w:r>
     </w:p>
     <w:p>
